--- a/docs/paper/MLOR_MANUSCRIPT.docx
+++ b/docs/paper/MLOR_MANUSCRIPT.docx
@@ -19,6 +19,54 @@
           <w:i/>
         </w:rPr>
         <w:t>Working manuscript. Application/extension positioning; target journals AOR, ITOR, or CIE.</w:t>
+      </w:r>
+    </w:p>
+    <w:p>
+      <w:pPr>
+        <w:pStyle w:val="Heading2"/>
+      </w:pPr>
+      <w:r>
+        <w:t>Highlights</w:t>
+      </w:r>
+    </w:p>
+    <w:p>
+      <w:pPr>
+        <w:pStyle w:val="ListBullet"/>
+      </w:pPr>
+      <w:r>
+        <w:t>Inventory age and store MLOR create an age–distance–threshold matching problem.</w:t>
+      </w:r>
+    </w:p>
+    <w:p>
+      <w:pPr>
+        <w:pStyle w:val="ListBullet"/>
+      </w:pPr>
+      <w:r>
+        <w:t>Age-aware plans can open different warehouses and assign stores differently.</w:t>
+      </w:r>
+    </w:p>
+    <w:p>
+      <w:pPr>
+        <w:pStyle w:val="ListBullet"/>
+      </w:pPr>
+      <w:r>
+        <w:t>Exact subset DP solves 8- and 12-store instances; ALNS is near-optimal at 12.</w:t>
+      </w:r>
+    </w:p>
+    <w:p>
+      <w:pPr>
+        <w:pStyle w:val="ListBullet"/>
+      </w:pPr>
+      <w:r>
+        <w:t>A freshest-first rule is a reasonable default; oldest-first is not.</w:t>
+      </w:r>
+    </w:p>
+    <w:p>
+      <w:pPr>
+        <w:pStyle w:val="ListBullet"/>
+      </w:pPr>
+      <w:r>
+        <w:t>Gains are conditional on rejection cost and unit-demand scope.</w:t>
       </w:r>
     </w:p>
     <w:p>
@@ -64,7 +112,7 @@
     </w:p>
     <w:p>
       <w:r>
-        <w:t>Our contributions are therefore modest and specific. First, we formulate a location-routing model in which the shelf-life condition is an arrival deadline determined jointly by warehouse age and store threshold. Second, we give an exact subset dynamic program for small and medium instances and an age-feasible ALNS for larger ones, and we compare both with practical policies rather than only with an age-blind straw man. Third, we isolate the mechanism: removing age and MLOR together eliminates the decision difference, while removing either one alone leaves a smaller effect. We do not claim a new problem class; the evidence supports a conditional decision mechanism, not a field recommendation.</w:t>
+        <w:t>Three contributions follow. (i) Modeling: we formulate a location-routing model in which the shelf-life condition is an arrival deadline determined jointly by warehouse age and store threshold, and we state the operational assumptions that delimit its scope. (ii) Method: we give an exact subset dynamic program for small and medium instances and an age-feasible ALNS for larger ones; the ALNS neighborhood is chosen because cross-warehouse reassignment, not route reordering, is the move that the mechanism requires. (iii) Empirical: we compare against an age-blind exact plan, three practical policies and a rule-plus-local-search baseline, isolate the age–MLOR interaction with a 2×2 check, and report confidence intervals rather than only point estimates. We do not claim a new problem class; the evidence supports a conditional decision mechanism, not a field recommendation.</w:t>
       </w:r>
     </w:p>
     <w:p>
@@ -129,6 +177,29 @@
     </w:p>
     <w:p>
       <w:r>
+        <w:t xml:space="preserve">Two gaps follow. The </w:t>
+      </w:r>
+      <w:r>
+        <w:rPr>
+          <w:b/>
+        </w:rPr>
+        <w:t>problem gap</w:t>
+      </w:r>
+      <w:r>
+        <w:t xml:space="preserve"> is that a store-specific delivery threshold has not been embedded in a location-routing model in the full texts we read; the threshold is not a stockout-probability service level and is not a time window. The </w:t>
+      </w:r>
+      <w:r>
+        <w:rPr>
+          <w:b/>
+        </w:rPr>
+        <w:t>method gap</w:t>
+      </w:r>
+      <w:r>
+        <w:t xml:space="preserve"> is that the resulting route-feasibility subproblem is NP-complete, so neither a sorting rule nor a route-level local search is sufficient; the solution method must enumerate orders or repair them explicitly. We provide evidence for the first gap and a proof for the second within the stated scope, not a claim that no related model exists.</w:t>
+      </w:r>
+    </w:p>
+    <w:p>
+      <w:r>
         <w:rPr>
           <w:b/>
         </w:rPr>
@@ -161,7 +232,7 @@
     </w:p>
     <w:p>
       <w:r>
-        <w:t>The assumptions are explicit because they define the scope of the results. The model is single-period and deterministic; inventory age does not evolve within the period. The network is single-echelon, from warehouses to stores; the contest background includes a central warehouse, but no CDC-to-RDC leg is modeled. Demand is unit-sized, so vehicle capacity is expressed as a number of stores. Stores have no inventory state; MLOR is a delivery acceptance condition, not the shelf life at which the product is sold. Travel time is deterministic and proportional to distance. These choices are summarized in Table 1.</w:t>
+        <w:t>The assumptions are explicit because they define the scope of the results. The model is single-period and deterministic; inventory age does not evolve within the period. The network is single-echelon, from warehouses to stores; the contest background includes a central warehouse, but no CDC-to-RDC leg is modeled. Demand is unit-sized, so vehicle capacity is expressed as a number of stores. Stores have no inventory state; MLOR is a delivery acceptance condition, not the shelf life at which the product is sold. Travel time is deterministic and proportional to distance. These choices are summarized in Table 2.</w:t>
       </w:r>
     </w:p>
     <w:p>
@@ -169,7 +240,321 @@
         <w:rPr>
           <w:i/>
         </w:rPr>
-        <w:t>*Table 1. Modeled and unmodeled dimensions.*</w:t>
+        <w:t>*Table 1. Notation.*</w:t>
+      </w:r>
+    </w:p>
+    <w:tbl>
+      <w:tblPr>
+        <w:tblStyle w:val="TableGrid"/>
+        <w:tblW w:type="auto" w:w="0"/>
+        <w:tblLook w:firstColumn="1" w:firstRow="1" w:lastColumn="0" w:lastRow="0" w:noHBand="0" w:noVBand="1" w:val="04A0"/>
+      </w:tblPr>
+      <w:tblGrid>
+        <w:gridCol w:w="4536"/>
+        <w:gridCol w:w="4536"/>
+      </w:tblGrid>
+      <w:tr>
+        <w:tc>
+          <w:tcPr>
+            <w:tcW w:type="dxa" w:w="4536"/>
+          </w:tcPr>
+          <w:p>
+            <w:r/>
+            <w:r>
+              <w:rPr>
+                <w:b/>
+              </w:rPr>
+              <w:t>Symbol</w:t>
+            </w:r>
+          </w:p>
+        </w:tc>
+        <w:tc>
+          <w:tcPr>
+            <w:tcW w:type="dxa" w:w="4536"/>
+          </w:tcPr>
+          <w:p>
+            <w:r/>
+            <w:r>
+              <w:rPr>
+                <w:b/>
+              </w:rPr>
+              <w:t>Meaning</w:t>
+            </w:r>
+          </w:p>
+        </w:tc>
+      </w:tr>
+      <w:tr>
+        <w:tc>
+          <w:tcPr>
+            <w:tcW w:type="dxa" w:w="4536"/>
+          </w:tcPr>
+          <w:p>
+            <w:r/>
+            <w:r>
+              <w:t>I, J, V</w:t>
+            </w:r>
+          </w:p>
+        </w:tc>
+        <w:tc>
+          <w:tcPr>
+            <w:tcW w:type="dxa" w:w="4536"/>
+          </w:tcPr>
+          <w:p>
+            <w:r/>
+            <w:r>
+              <w:t>Candidate warehouses, stores, vehicles</w:t>
+            </w:r>
+          </w:p>
+        </w:tc>
+      </w:tr>
+      <w:tr>
+        <w:tc>
+          <w:tcPr>
+            <w:tcW w:type="dxa" w:w="4536"/>
+          </w:tcPr>
+          <w:p>
+            <w:r/>
+            <w:r>
+              <w:t>L</w:t>
+            </w:r>
+          </w:p>
+        </w:tc>
+        <w:tc>
+          <w:tcPr>
+            <w:tcW w:type="dxa" w:w="4536"/>
+          </w:tcPr>
+          <w:p>
+            <w:r/>
+            <w:r>
+              <w:t>Shelf life</w:t>
+            </w:r>
+          </w:p>
+        </w:tc>
+      </w:tr>
+      <w:tr>
+        <w:tc>
+          <w:tcPr>
+            <w:tcW w:type="dxa" w:w="4536"/>
+          </w:tcPr>
+          <w:p>
+            <w:r/>
+            <w:r>
+              <w:t>a_i</w:t>
+            </w:r>
+          </w:p>
+        </w:tc>
+        <w:tc>
+          <w:tcPr>
+            <w:tcW w:type="dxa" w:w="4536"/>
+          </w:tcPr>
+          <w:p>
+            <w:r/>
+            <w:r>
+              <w:t>Age of the batch at warehouse i</w:t>
+            </w:r>
+          </w:p>
+        </w:tc>
+      </w:tr>
+      <w:tr>
+        <w:tc>
+          <w:tcPr>
+            <w:tcW w:type="dxa" w:w="4536"/>
+          </w:tcPr>
+          <w:p>
+            <w:r/>
+            <w:r>
+              <w:t>m_j</w:t>
+            </w:r>
+          </w:p>
+        </w:tc>
+        <w:tc>
+          <w:tcPr>
+            <w:tcW w:type="dxa" w:w="4536"/>
+          </w:tcPr>
+          <w:p>
+            <w:r/>
+            <w:r>
+              <w:t>Store j's minimum remaining shelf life</w:t>
+            </w:r>
+          </w:p>
+        </w:tc>
+      </w:tr>
+      <w:tr>
+        <w:tc>
+          <w:tcPr>
+            <w:tcW w:type="dxa" w:w="4536"/>
+          </w:tcPr>
+          <w:p>
+            <w:r/>
+            <w:r>
+              <w:t>d_j</w:t>
+            </w:r>
+          </w:p>
+        </w:tc>
+        <w:tc>
+          <w:tcPr>
+            <w:tcW w:type="dxa" w:w="4536"/>
+          </w:tcPr>
+          <w:p>
+            <w:r/>
+            <w:r>
+              <w:t>Demand (d_j = 1 in the unit-demand abstraction)</w:t>
+            </w:r>
+          </w:p>
+        </w:tc>
+      </w:tr>
+      <w:tr>
+        <w:tc>
+          <w:tcPr>
+            <w:tcW w:type="dxa" w:w="4536"/>
+          </w:tcPr>
+          <w:p>
+            <w:r/>
+            <w:r>
+              <w:t>Q</w:t>
+            </w:r>
+          </w:p>
+        </w:tc>
+        <w:tc>
+          <w:tcPr>
+            <w:tcW w:type="dxa" w:w="4536"/>
+          </w:tcPr>
+          <w:p>
+            <w:r/>
+            <w:r>
+              <w:t>Vehicle capacity in demand units</w:t>
+            </w:r>
+          </w:p>
+        </w:tc>
+      </w:tr>
+      <w:tr>
+        <w:tc>
+          <w:tcPr>
+            <w:tcW w:type="dxa" w:w="4536"/>
+          </w:tcPr>
+          <w:p>
+            <w:r/>
+            <w:r>
+              <w:t>τ_kj, c_kj</w:t>
+            </w:r>
+          </w:p>
+        </w:tc>
+        <w:tc>
+          <w:tcPr>
+            <w:tcW w:type="dxa" w:w="4536"/>
+          </w:tcPr>
+          <w:p>
+            <w:r/>
+            <w:r>
+              <w:t>Travel time and cost from k to j</w:t>
+            </w:r>
+          </w:p>
+        </w:tc>
+      </w:tr>
+      <w:tr>
+        <w:tc>
+          <w:tcPr>
+            <w:tcW w:type="dxa" w:w="4536"/>
+          </w:tcPr>
+          <w:p>
+            <w:r/>
+            <w:r>
+              <w:t>F_i, G, P</w:t>
+            </w:r>
+          </w:p>
+        </w:tc>
+        <w:tc>
+          <w:tcPr>
+            <w:tcW w:type="dxa" w:w="4536"/>
+          </w:tcPr>
+          <w:p>
+            <w:r/>
+            <w:r>
+              <w:t>Opening, vehicle fixed, unserved penalty</w:t>
+            </w:r>
+          </w:p>
+        </w:tc>
+      </w:tr>
+      <w:tr>
+        <w:tc>
+          <w:tcPr>
+            <w:tcW w:type="dxa" w:w="4536"/>
+          </w:tcPr>
+          <w:p>
+            <w:r/>
+            <w:r>
+              <w:t>y_i, r_v</w:t>
+            </w:r>
+          </w:p>
+        </w:tc>
+        <w:tc>
+          <w:tcPr>
+            <w:tcW w:type="dxa" w:w="4536"/>
+          </w:tcPr>
+          <w:p>
+            <w:r/>
+            <w:r>
+              <w:t>Warehouse open, vehicle used</w:t>
+            </w:r>
+          </w:p>
+        </w:tc>
+      </w:tr>
+      <w:tr>
+        <w:tc>
+          <w:tcPr>
+            <w:tcW w:type="dxa" w:w="4536"/>
+          </w:tcPr>
+          <w:p>
+            <w:r/>
+            <w:r>
+              <w:t>x_kjv</w:t>
+            </w:r>
+          </w:p>
+        </w:tc>
+        <w:tc>
+          <w:tcPr>
+            <w:tcW w:type="dxa" w:w="4536"/>
+          </w:tcPr>
+          <w:p>
+            <w:r/>
+            <w:r>
+              <w:t>Vehicle v travels from k to j</w:t>
+            </w:r>
+          </w:p>
+        </w:tc>
+      </w:tr>
+      <w:tr>
+        <w:tc>
+          <w:tcPr>
+            <w:tcW w:type="dxa" w:w="4536"/>
+          </w:tcPr>
+          <w:p>
+            <w:r/>
+            <w:r>
+              <w:t>T_j, s_j</w:t>
+            </w:r>
+          </w:p>
+        </w:tc>
+        <w:tc>
+          <w:tcPr>
+            <w:tcW w:type="dxa" w:w="4536"/>
+          </w:tcPr>
+          <w:p>
+            <w:r/>
+            <w:r>
+              <w:t>Arrival time, store served</w:t>
+            </w:r>
+          </w:p>
+        </w:tc>
+      </w:tr>
+    </w:tbl>
+    <w:p/>
+    <w:p>
+      <w:r>
+        <w:rPr>
+          <w:i/>
+        </w:rPr>
+        <w:t>*Table 2. Modeled and unmodeled dimensions.*</w:t>
       </w:r>
     </w:p>
     <w:tbl>
@@ -777,6 +1162,11 @@
       </w:r>
     </w:p>
     <w:p>
+      <w:r>
+        <w:t>Feasibility is maintained by discarding any candidate route whose arrival times violate a store deadline. The procedure stops after the iteration budget and returns the best feasible solution seen. One iteration costs O(k n²) in the worst case for k removed stores and n stores, and the memory footprint is O(n). No commercial solver is used inside the loop, so the reported runtimes are the algorithm's own.</w:t>
+      </w:r>
+    </w:p>
+    <w:p>
       <w:pPr>
         <w:pStyle w:val="Heading3"/>
       </w:pPr>
@@ -810,6 +1200,248 @@
         <w:t>All synthetic instances use the same generator. Shelf life is 6 days; warehouse ages are 0, 2.5 and 4.5 days; store thresholds are 1, 2 or 3 days; vehicle capacity is 4 stores; opening cost is 100; vehicle fixed cost is 50; transport cost is 0.5 per km; speed is 100 km per day; the unserved penalty is 200, varied in the sensitivity; store coordinates are uniform on [0,300]². The 12- and 20-store runs use the same generator with more stores. Each experiment is run through the repository entry point with an isolated output directory, and the reported numbers are taken from those outputs.</w:t>
       </w:r>
     </w:p>
+    <w:p>
+      <w:r>
+        <w:rPr>
+          <w:i/>
+        </w:rPr>
+        <w:t>*Table 3. Experimental settings.*</w:t>
+      </w:r>
+    </w:p>
+    <w:tbl>
+      <w:tblPr>
+        <w:tblStyle w:val="TableGrid"/>
+        <w:tblW w:type="auto" w:w="0"/>
+        <w:tblLook w:firstColumn="1" w:firstRow="1" w:lastColumn="0" w:lastRow="0" w:noHBand="0" w:noVBand="1" w:val="04A0"/>
+      </w:tblPr>
+      <w:tblGrid>
+        <w:gridCol w:w="4536"/>
+        <w:gridCol w:w="4536"/>
+      </w:tblGrid>
+      <w:tr>
+        <w:tc>
+          <w:tcPr>
+            <w:tcW w:type="dxa" w:w="4536"/>
+          </w:tcPr>
+          <w:p>
+            <w:r/>
+            <w:r>
+              <w:rPr>
+                <w:b/>
+              </w:rPr>
+              <w:t>Element</w:t>
+            </w:r>
+          </w:p>
+        </w:tc>
+        <w:tc>
+          <w:tcPr>
+            <w:tcW w:type="dxa" w:w="4536"/>
+          </w:tcPr>
+          <w:p>
+            <w:r/>
+            <w:r>
+              <w:rPr>
+                <w:b/>
+              </w:rPr>
+              <w:t>Setting</w:t>
+            </w:r>
+          </w:p>
+        </w:tc>
+      </w:tr>
+      <w:tr>
+        <w:tc>
+          <w:tcPr>
+            <w:tcW w:type="dxa" w:w="4536"/>
+          </w:tcPr>
+          <w:p>
+            <w:r/>
+            <w:r>
+              <w:t>Instances</w:t>
+            </w:r>
+          </w:p>
+        </w:tc>
+        <w:tc>
+          <w:tcPr>
+            <w:tcW w:type="dxa" w:w="4536"/>
+          </w:tcPr>
+          <w:p>
+            <w:r/>
+            <w:r>
+              <w:t>8, 12 and 20 stores; 3 warehouses; coordinates uniform on [0,300]²</w:t>
+            </w:r>
+          </w:p>
+        </w:tc>
+      </w:tr>
+      <w:tr>
+        <w:tc>
+          <w:tcPr>
+            <w:tcW w:type="dxa" w:w="4536"/>
+          </w:tcPr>
+          <w:p>
+            <w:r/>
+            <w:r>
+              <w:t>Shelf life, ages, MLOR</w:t>
+            </w:r>
+          </w:p>
+        </w:tc>
+        <w:tc>
+          <w:tcPr>
+            <w:tcW w:type="dxa" w:w="4536"/>
+          </w:tcPr>
+          <w:p>
+            <w:r/>
+            <w:r>
+              <w:t>6 days; 0, 2.5, 4.5 days; 1, 2, 3 days</w:t>
+            </w:r>
+          </w:p>
+        </w:tc>
+      </w:tr>
+      <w:tr>
+        <w:tc>
+          <w:tcPr>
+            <w:tcW w:type="dxa" w:w="4536"/>
+          </w:tcPr>
+          <w:p>
+            <w:r/>
+            <w:r>
+              <w:t>Vehicle capacity</w:t>
+            </w:r>
+          </w:p>
+        </w:tc>
+        <w:tc>
+          <w:tcPr>
+            <w:tcW w:type="dxa" w:w="4536"/>
+          </w:tcPr>
+          <w:p>
+            <w:r/>
+            <w:r>
+              <w:t>4 stores</w:t>
+            </w:r>
+          </w:p>
+        </w:tc>
+      </w:tr>
+      <w:tr>
+        <w:tc>
+          <w:tcPr>
+            <w:tcW w:type="dxa" w:w="4536"/>
+          </w:tcPr>
+          <w:p>
+            <w:r/>
+            <w:r>
+              <w:t>Costs</w:t>
+            </w:r>
+          </w:p>
+        </w:tc>
+        <w:tc>
+          <w:tcPr>
+            <w:tcW w:type="dxa" w:w="4536"/>
+          </w:tcPr>
+          <w:p>
+            <w:r/>
+            <w:r>
+              <w:t>opening 100; vehicle 50; transport 0.5 per km; penalty 200 (sensitivity 0–800)</w:t>
+            </w:r>
+          </w:p>
+        </w:tc>
+      </w:tr>
+      <w:tr>
+        <w:tc>
+          <w:tcPr>
+            <w:tcW w:type="dxa" w:w="4536"/>
+          </w:tcPr>
+          <w:p>
+            <w:r/>
+            <w:r>
+              <w:t>ALNS</w:t>
+            </w:r>
+          </w:p>
+        </w:tc>
+        <w:tc>
+          <w:tcPr>
+            <w:tcW w:type="dxa" w:w="4536"/>
+          </w:tcPr>
+          <w:p>
+            <w:r/>
+            <w:r>
+              <w:t>200 iterations; destroy 2–4 default, 4–6 tuned; up to 2 unserved retries</w:t>
+            </w:r>
+          </w:p>
+        </w:tc>
+      </w:tr>
+      <w:tr>
+        <w:tc>
+          <w:tcPr>
+            <w:tcW w:type="dxa" w:w="4536"/>
+          </w:tcPr>
+          <w:p>
+            <w:r/>
+            <w:r>
+              <w:t>Exact DP</w:t>
+            </w:r>
+          </w:p>
+        </w:tc>
+        <w:tc>
+          <w:tcPr>
+            <w:tcW w:type="dxa" w:w="4536"/>
+          </w:tcPr>
+          <w:p>
+            <w:r/>
+            <w:r>
+              <w:t>all orders for subsets of up to 4 stores; 12 stores about 19 s</w:t>
+            </w:r>
+          </w:p>
+        </w:tc>
+      </w:tr>
+      <w:tr>
+        <w:tc>
+          <w:tcPr>
+            <w:tcW w:type="dxa" w:w="4536"/>
+          </w:tcPr>
+          <w:p>
+            <w:r/>
+            <w:r>
+              <w:t>Seeds</w:t>
+            </w:r>
+          </w:p>
+        </w:tc>
+        <w:tc>
+          <w:tcPr>
+            <w:tcW w:type="dxa" w:w="4536"/>
+          </w:tcPr>
+          <w:p>
+            <w:r/>
+            <w:r>
+              <w:t>0–9 full sample; 5–9 development; 10–19 test</w:t>
+            </w:r>
+          </w:p>
+        </w:tc>
+      </w:tr>
+      <w:tr>
+        <w:tc>
+          <w:tcPr>
+            <w:tcW w:type="dxa" w:w="4536"/>
+          </w:tcPr>
+          <w:p>
+            <w:r/>
+            <w:r>
+              <w:t>Environment</w:t>
+            </w:r>
+          </w:p>
+        </w:tc>
+        <w:tc>
+          <w:tcPr>
+            <w:tcW w:type="dxa" w:w="4536"/>
+          </w:tcPr>
+          <w:p>
+            <w:r/>
+            <w:r>
+              <w:t>Python 3, single-threaded; no commercial solver in the loop</w:t>
+            </w:r>
+          </w:p>
+        </w:tc>
+      </w:tr>
+    </w:tbl>
+    <w:p/>
     <w:p>
       <w:r>
         <w:t>The real-network illustration is separate: it uses three contest regional warehouses (Guangzhou, Dongguan, Chengdu), the twelve nearest contest cities, the contest last-leg rate of 1.45 per ton-km, unit demand, and rule-based ages and thresholds. It is an illustration on real geography, not a case study.</w:t>
@@ -1030,7 +1662,7 @@
         <w:rPr>
           <w:i/>
         </w:rPr>
-        <w:t>*Table 2. Means and 95% confidence intervals for the main comparisons.*</w:t>
+        <w:t>*Table 4. Means and 95% confidence intervals for the main comparisons.*</w:t>
       </w:r>
     </w:p>
     <w:tbl>
@@ -1809,6 +2441,29 @@
         <w:pStyle w:val="Heading2"/>
       </w:pPr>
       <w:r>
+        <w:t>Data availability</w:t>
+      </w:r>
+    </w:p>
+    <w:p>
+      <w:r>
+        <w:t xml:space="preserve">All synthetic instances are generated by the code described in this paper. The real-network illustration uses the contest location, warehouse and order files. No confidential or proprietary data were used. The experiment outputs are stored under </w:t>
+      </w:r>
+      <w:r>
+        <w:rPr>
+          <w:rFonts w:ascii="Consolas" w:hAnsi="Consolas"/>
+          <w:sz w:val="18"/>
+        </w:rPr>
+        <w:t>results/experiments/</w:t>
+      </w:r>
+      <w:r>
+        <w:t xml:space="preserve"> in the project repository.</w:t>
+      </w:r>
+    </w:p>
+    <w:p>
+      <w:pPr>
+        <w:pStyle w:val="Heading2"/>
+      </w:pPr>
+      <w:r>
         <w:t>References</w:t>
       </w:r>
     </w:p>

--- a/docs/paper/MLOR_MANUSCRIPT.docx
+++ b/docs/paper/MLOR_MANUSCRIPT.docx
@@ -1484,6 +1484,11 @@
       </w:r>
     </w:p>
     <w:p>
+      <w:r>
+        <w:t>To test whether the advantage is specific to the ALNS neighborhood, we ran a simulated annealing baseline with a geometric cooling schedule, starting from the same greedy solution and using the same number of solution evaluations as the ALNS on each instance. At 12 stores, SA reaches a mean gap of 63.95 with 4/10 optima, while the tuned ALNS reaches 1.27 with 9/10; ALNS is better on 5/10 instances, SA on 1/10, and they tie on 4/10. SA is not tuned beyond the cooling schedule, and the evaluation count is not a full operation count, so the comparison is indicative rather than a definitive ranking; it does show that the ALNS neighborhood is not trivially replaceable by a generic local search.</w:t>
+      </w:r>
+    </w:p>
+    <w:p>
       <w:pPr>
         <w:jc w:val="center"/>
       </w:pPr>

--- a/docs/paper/MLOR_MANUSCRIPT.docx
+++ b/docs/paper/MLOR_MANUSCRIPT.docx
@@ -1485,7 +1485,7 @@
     </w:p>
     <w:p>
       <w:r>
-        <w:t>To test whether the advantage is specific to the ALNS neighborhood, we ran a simulated annealing baseline with a geometric cooling schedule, starting from the same greedy solution and using the same number of solution evaluations as the ALNS on each instance. At 12 stores, SA reaches a mean gap of 63.95 with 4/10 optima, while the tuned ALNS reaches 1.27 with 9/10; ALNS is better on 5/10 instances, SA on 1/10, and they tie on 4/10. SA is not tuned beyond the cooling schedule, and the evaluation count is not a full operation count, so the comparison is indicative rather than a definitive ranking; it does show that the ALNS neighborhood is not trivially replaceable by a generic local search.</w:t>
+        <w:t>To test whether the advantage is specific to the ALNS neighborhood, we ran two alternative metaheuristics under the same number of solution evaluations as the ALNS on each instance. Simulated annealing uses a geometric cooling schedule; tabu search uses all feasible relocations and insertions of unserved stores with a fixed tenure of 7. At 12 stores, SA reaches a mean gap of 63.95 with 4/10 optima, tabu search reaches 85.21 with 2/10, while the tuned ALNS reaches 1.27 with 9/10. ALNS is better than SA on 5/10 instances and than tabu search on 8/10; SA wins 1/10 and tabu search 0/10, with the remaining ties. Neither alternative is tuned beyond its basic schedule or tenure, and the evaluation count is not a full operation count, so the comparison is indicative rather than a definitive ranking; it does show that the ALNS neighborhood is not trivially replaceable by generic local search.</w:t>
       </w:r>
     </w:p>
     <w:p>

--- a/docs/paper/MLOR_MANUSCRIPT.docx
+++ b/docs/paper/MLOR_MANUSCRIPT.docx
@@ -1485,7 +1485,7 @@
     </w:p>
     <w:p>
       <w:r>
-        <w:t>To test whether the advantage is specific to the ALNS neighborhood, we ran two alternative metaheuristics under the same number of solution evaluations as the ALNS on each instance. Simulated annealing uses a geometric cooling schedule; tabu search uses all feasible relocations and insertions of unserved stores with a fixed tenure of 7. At 12 stores, SA reaches a mean gap of 63.95 with 4/10 optima, tabu search reaches 85.21 with 2/10, while the tuned ALNS reaches 1.27 with 9/10. ALNS is better than SA on 5/10 instances and than tabu search on 8/10; SA wins 1/10 and tabu search 0/10, with the remaining ties. Neither alternative is tuned beyond its basic schedule or tenure, and the evaluation count is not a full operation count, so the comparison is indicative rather than a definitive ranking; it does show that the ALNS neighborhood is not trivially replaceable by generic local search.</w:t>
+        <w:t>To test whether the advantage is specific to the ALNS neighborhood, we ran three alternative metaheuristics under the same number of solution evaluations as the ALNS on each instance. Simulated annealing uses a geometric cooling schedule; tabu search uses all feasible relocations and insertions with a fixed tenure of 7; the genetic algorithm uses a population of 20, route-based crossover, mutation by random moves and age-feasible repair. At 12 stores, SA reaches a mean gap of 63.95 with 4/10 optima, tabu search 85.21 with 2/10, and the GA 72.02 with 2/10, while the tuned ALNS reaches 1.27 with 9/10. ALNS is better than SA on 5/10 instances, than tabu search on 8/10 and than the GA on 8/10; SA wins 1/10, tabu search 0/10 and the GA 0/10, with the remaining ties. None of the alternatives is tuned beyond its basic schedule, tenure or population, and the evaluation count is not a full operation count, so the comparison is indicative rather than a definitive ranking; it does show that the ALNS neighborhood is not trivially replaceable by generic local search or a standard evolutionary scheme.</w:t>
       </w:r>
     </w:p>
     <w:p>

--- a/docs/paper/MLOR_MANUSCRIPT.docx
+++ b/docs/paper/MLOR_MANUSCRIPT.docx
@@ -1489,6 +1489,270 @@
       </w:r>
     </w:p>
     <w:p>
+      <w:r>
+        <w:rPr>
+          <w:i/>
+        </w:rPr>
+        <w:t>*Table 5. Alternative metaheuristics at the same solution-evaluation budget (12 stores).*</w:t>
+      </w:r>
+    </w:p>
+    <w:tbl>
+      <w:tblPr>
+        <w:tblStyle w:val="TableGrid"/>
+        <w:tblW w:type="auto" w:w="0"/>
+        <w:tblLook w:firstColumn="1" w:firstRow="1" w:lastColumn="0" w:lastRow="0" w:noHBand="0" w:noVBand="1" w:val="04A0"/>
+      </w:tblPr>
+      <w:tblGrid>
+        <w:gridCol w:w="2268"/>
+        <w:gridCol w:w="2268"/>
+        <w:gridCol w:w="2268"/>
+        <w:gridCol w:w="2268"/>
+      </w:tblGrid>
+      <w:tr>
+        <w:tc>
+          <w:tcPr>
+            <w:tcW w:type="dxa" w:w="2268"/>
+          </w:tcPr>
+          <w:p>
+            <w:r/>
+            <w:r>
+              <w:rPr>
+                <w:b/>
+              </w:rPr>
+              <w:t>Method</w:t>
+            </w:r>
+          </w:p>
+        </w:tc>
+        <w:tc>
+          <w:tcPr>
+            <w:tcW w:type="dxa" w:w="2268"/>
+          </w:tcPr>
+          <w:p>
+            <w:r/>
+            <w:r>
+              <w:rPr>
+                <w:b/>
+              </w:rPr>
+              <w:t>Mean gap</w:t>
+            </w:r>
+          </w:p>
+        </w:tc>
+        <w:tc>
+          <w:tcPr>
+            <w:tcW w:type="dxa" w:w="2268"/>
+          </w:tcPr>
+          <w:p>
+            <w:r/>
+            <w:r>
+              <w:rPr>
+                <w:b/>
+              </w:rPr>
+              <w:t>Optimal</w:t>
+            </w:r>
+          </w:p>
+        </w:tc>
+        <w:tc>
+          <w:tcPr>
+            <w:tcW w:type="dxa" w:w="2268"/>
+          </w:tcPr>
+          <w:p>
+            <w:r/>
+            <w:r>
+              <w:rPr>
+                <w:b/>
+              </w:rPr>
+              <w:t>Better than ALNS</w:t>
+            </w:r>
+          </w:p>
+        </w:tc>
+      </w:tr>
+      <w:tr>
+        <w:tc>
+          <w:tcPr>
+            <w:tcW w:type="dxa" w:w="2268"/>
+          </w:tcPr>
+          <w:p>
+            <w:r/>
+            <w:r>
+              <w:t>ALNS (destroy 4–6)</w:t>
+            </w:r>
+          </w:p>
+        </w:tc>
+        <w:tc>
+          <w:tcPr>
+            <w:tcW w:type="dxa" w:w="2268"/>
+          </w:tcPr>
+          <w:p>
+            <w:r/>
+            <w:r>
+              <w:t>1.27</w:t>
+            </w:r>
+          </w:p>
+        </w:tc>
+        <w:tc>
+          <w:tcPr>
+            <w:tcW w:type="dxa" w:w="2268"/>
+          </w:tcPr>
+          <w:p>
+            <w:r/>
+            <w:r>
+              <w:t>9/10</w:t>
+            </w:r>
+          </w:p>
+        </w:tc>
+        <w:tc>
+          <w:tcPr>
+            <w:tcW w:type="dxa" w:w="2268"/>
+          </w:tcPr>
+          <w:p>
+            <w:r/>
+            <w:r>
+              <w:t>—</w:t>
+            </w:r>
+          </w:p>
+        </w:tc>
+      </w:tr>
+      <w:tr>
+        <w:tc>
+          <w:tcPr>
+            <w:tcW w:type="dxa" w:w="2268"/>
+          </w:tcPr>
+          <w:p>
+            <w:r/>
+            <w:r>
+              <w:t>SA (geometric cooling)</w:t>
+            </w:r>
+          </w:p>
+        </w:tc>
+        <w:tc>
+          <w:tcPr>
+            <w:tcW w:type="dxa" w:w="2268"/>
+          </w:tcPr>
+          <w:p>
+            <w:r/>
+            <w:r>
+              <w:t>63.95</w:t>
+            </w:r>
+          </w:p>
+        </w:tc>
+        <w:tc>
+          <w:tcPr>
+            <w:tcW w:type="dxa" w:w="2268"/>
+          </w:tcPr>
+          <w:p>
+            <w:r/>
+            <w:r>
+              <w:t>4/10</w:t>
+            </w:r>
+          </w:p>
+        </w:tc>
+        <w:tc>
+          <w:tcPr>
+            <w:tcW w:type="dxa" w:w="2268"/>
+          </w:tcPr>
+          <w:p>
+            <w:r/>
+            <w:r>
+              <w:t>1/10</w:t>
+            </w:r>
+          </w:p>
+        </w:tc>
+      </w:tr>
+      <w:tr>
+        <w:tc>
+          <w:tcPr>
+            <w:tcW w:type="dxa" w:w="2268"/>
+          </w:tcPr>
+          <w:p>
+            <w:r/>
+            <w:r>
+              <w:t>Tabu (tenure 7)</w:t>
+            </w:r>
+          </w:p>
+        </w:tc>
+        <w:tc>
+          <w:tcPr>
+            <w:tcW w:type="dxa" w:w="2268"/>
+          </w:tcPr>
+          <w:p>
+            <w:r/>
+            <w:r>
+              <w:t>85.21</w:t>
+            </w:r>
+          </w:p>
+        </w:tc>
+        <w:tc>
+          <w:tcPr>
+            <w:tcW w:type="dxa" w:w="2268"/>
+          </w:tcPr>
+          <w:p>
+            <w:r/>
+            <w:r>
+              <w:t>2/10</w:t>
+            </w:r>
+          </w:p>
+        </w:tc>
+        <w:tc>
+          <w:tcPr>
+            <w:tcW w:type="dxa" w:w="2268"/>
+          </w:tcPr>
+          <w:p>
+            <w:r/>
+            <w:r>
+              <w:t>0/10</w:t>
+            </w:r>
+          </w:p>
+        </w:tc>
+      </w:tr>
+      <w:tr>
+        <w:tc>
+          <w:tcPr>
+            <w:tcW w:type="dxa" w:w="2268"/>
+          </w:tcPr>
+          <w:p>
+            <w:r/>
+            <w:r>
+              <w:t>GA (population 20)</w:t>
+            </w:r>
+          </w:p>
+        </w:tc>
+        <w:tc>
+          <w:tcPr>
+            <w:tcW w:type="dxa" w:w="2268"/>
+          </w:tcPr>
+          <w:p>
+            <w:r/>
+            <w:r>
+              <w:t>72.02</w:t>
+            </w:r>
+          </w:p>
+        </w:tc>
+        <w:tc>
+          <w:tcPr>
+            <w:tcW w:type="dxa" w:w="2268"/>
+          </w:tcPr>
+          <w:p>
+            <w:r/>
+            <w:r>
+              <w:t>2/10</w:t>
+            </w:r>
+          </w:p>
+        </w:tc>
+        <w:tc>
+          <w:tcPr>
+            <w:tcW w:type="dxa" w:w="2268"/>
+          </w:tcPr>
+          <w:p>
+            <w:r/>
+            <w:r>
+              <w:t>0/10</w:t>
+            </w:r>
+          </w:p>
+        </w:tc>
+      </w:tr>
+    </w:tbl>
+    <w:p/>
+    <w:p>
       <w:pPr>
         <w:jc w:val="center"/>
       </w:pPr>

--- a/docs/paper/MLOR_MANUSCRIPT.docx
+++ b/docs/paper/MLOR_MANUSCRIPT.docx
@@ -2710,6 +2710,19 @@
         <w:pStyle w:val="Heading2"/>
       </w:pPr>
       <w:r>
+        <w:t>Declaration of competing interest</w:t>
+      </w:r>
+    </w:p>
+    <w:p>
+      <w:r>
+        <w:t>The authors declare that they have no known competing financial interests or personal relationships that could have appeared to influence the work reported in this paper.</w:t>
+      </w:r>
+    </w:p>
+    <w:p>
+      <w:pPr>
+        <w:pStyle w:val="Heading2"/>
+      </w:pPr>
+      <w:r>
         <w:t>Data availability</w:t>
       </w:r>
     </w:p>

--- a/docs/paper/MLOR_MANUSCRIPT.docx
+++ b/docs/paper/MLOR_MANUSCRIPT.docx
@@ -1493,7 +1493,7 @@
         <w:rPr>
           <w:i/>
         </w:rPr>
-        <w:t>*Table 5. Alternative metaheuristics at the same solution-evaluation budget (12 stores).*</w:t>
+        <w:t>*Table 4. Alternative metaheuristics at the same solution-evaluation budget (12 stores).*</w:t>
       </w:r>
     </w:p>
     <w:tbl>
@@ -1931,7 +1931,7 @@
         <w:rPr>
           <w:i/>
         </w:rPr>
-        <w:t>*Table 4. Means and 95% confidence intervals for the main comparisons.*</w:t>
+        <w:t>*Table 5. Means and 95% confidence intervals for the main comparisons.*</w:t>
       </w:r>
     </w:p>
     <w:tbl>

--- a/docs/paper/MLOR_MANUSCRIPT.docx
+++ b/docs/paper/MLOR_MANUSCRIPT.docx
@@ -2662,6 +2662,21 @@
     <w:p/>
     <w:p>
       <w:r>
+        <w:t xml:space="preserve">Full experiment directory names carry a date suffix (for example, </w:t>
+      </w:r>
+      <w:r>
+        <w:rPr>
+          <w:rFonts w:ascii="Consolas" w:hAnsi="Consolas"/>
+          <w:sz w:val="18"/>
+        </w:rPr>
+        <w:t>mlor-dp-20261028</w:t>
+      </w:r>
+      <w:r>
+        <w:t>); the table lists task names.</w:t>
+      </w:r>
+    </w:p>
+    <w:p>
+      <w:r>
         <w:t xml:space="preserve">All experiment outputs are under </w:t>
       </w:r>
       <w:r>

--- a/docs/paper/MLOR_MANUSCRIPT.docx
+++ b/docs/paper/MLOR_MANUSCRIPT.docx
@@ -206,7 +206,7 @@
         <w:t>Source note.</w:t>
       </w:r>
       <w:r>
-        <w:t xml:space="preserve"> The full texts of Crama et al. (2018) and Rohmer et al. (2019) were read. The descriptions of Coelho and Laporte (2014) and Govindan et al. (2014) are based on abstracts and metadata, not full-text reading. Qiu et al. (2019) and Singh and Kuthambalayan (2022) are cited from metadata because their full texts are closed access. These citations must be verified before submission.</w:t>
+        <w:t xml:space="preserve"> The full texts of Crama et al. (2018) and Rohmer et al. (2019) were read. The descriptions of Coelho and Laporte (2014) and Govindan et al. (2014) are based on abstracts and metadata, not full-text reading. Qiu et al. (2019) and Singh and Kuthambalayan (2022) are cited from metadata because their full texts are closed access. Bibliographic metadata were checked against DOI records; the full texts of Qiu et al. (2019) and Singh and Kuthambalayan (2022) remain closed access.</w:t>
       </w:r>
     </w:p>
     <w:p>
@@ -2771,7 +2771,7 @@
     </w:p>
     <w:p>
       <w:r>
-        <w:t>Crama, Y., Rezaei, M., Savelsbergh, M., Van Woensel, T., 2018. Stochastic inventory routing for perishable products. Transportation Science.</w:t>
+        <w:t>Crama, Y., Rezaei, M., Savelsbergh, M., Van Woensel, T., 2018. Stochastic inventory routing for perishable products. Transportation Science 52 (3), 526–546.</w:t>
       </w:r>
     </w:p>
     <w:p>
@@ -2781,7 +2781,7 @@
     </w:p>
     <w:p>
       <w:r>
-        <w:t>Qiu, Y., Qiao, J., Pardalos, P.M., 2019. Optimal production, replenishment, delivery, routing and inventory management policies for products with perishable inventory. Omega.</w:t>
+        <w:t>Qiu, Y., Qiao, J., Pardalos, P.M., 2019. Optimal production, replenishment, delivery, routing and inventory management policies for products with perishable inventory. Omega 82, 193–204.</w:t>
       </w:r>
     </w:p>
     <w:p>
@@ -2791,7 +2791,7 @@
     </w:p>
     <w:p>
       <w:r>
-        <w:t>Singh, N.K., Kuthambalayan, T.S., 2022. Integrating operations and marketing decisions to manage perishability risks with target minimum remaining shelf-life available to consumers. Computers &amp; Industrial Engineering 164, 107812.</w:t>
+        <w:t>Singh, N.K., Kuthambalayan, T.S., 2022. Integrating operations and marketing decisions to manage perishability risks with target minimum remaining shelf-life available to consumers. Computers &amp; Industrial Engineering 163, 107812.</w:t>
       </w:r>
     </w:p>
     <w:sectPr>

--- a/docs/paper/MLOR_MANUSCRIPT.docx
+++ b/docs/paper/MLOR_MANUSCRIPT.docx
@@ -1387,7 +1387,7 @@
           <w:p>
             <w:r/>
             <w:r>
-              <w:t>all orders for subsets of up to 4 stores; 12 stores about 19 s</w:t>
+              <w:t>all orders for subsets of up to 4 stores; 12 stores about 6 s</w:t>
             </w:r>
           </w:p>
         </w:tc>
@@ -2237,6 +2237,325 @@
     </w:tbl>
     <w:p/>
     <w:p>
+      <w:r>
+        <w:t>Table 6 reports single-process wall-clock time for three seeds per size. The exact DP is already slower than every heuristic at 12 stores (5.96 s versus at most 0.19 s), and it is not run at 20 stores. The four heuristics remain below 0.3 s at 20 stores. The ranking of heuristic times is not the ranking of solution quality: SA and tabu are faster than the ALNS but produce worse plans (Table 4). Times are implementation- and machine-dependent and are not a hardware-independent benchmark.</w:t>
+      </w:r>
+    </w:p>
+    <w:p>
+      <w:r>
+        <w:rPr>
+          <w:i/>
+        </w:rPr>
+        <w:t>*Table 6. Wall-clock runtime (seconds, mean over three seeds).*</w:t>
+      </w:r>
+    </w:p>
+    <w:tbl>
+      <w:tblPr>
+        <w:tblStyle w:val="TableGrid"/>
+        <w:tblW w:type="auto" w:w="0"/>
+        <w:tblLook w:firstColumn="1" w:firstRow="1" w:lastColumn="0" w:lastRow="0" w:noHBand="0" w:noVBand="1" w:val="04A0"/>
+      </w:tblPr>
+      <w:tblGrid>
+        <w:gridCol w:w="1512"/>
+        <w:gridCol w:w="1512"/>
+        <w:gridCol w:w="1512"/>
+        <w:gridCol w:w="1512"/>
+        <w:gridCol w:w="1512"/>
+        <w:gridCol w:w="1512"/>
+      </w:tblGrid>
+      <w:tr>
+        <w:tc>
+          <w:tcPr>
+            <w:tcW w:type="dxa" w:w="1512"/>
+          </w:tcPr>
+          <w:p>
+            <w:r/>
+            <w:r>
+              <w:rPr>
+                <w:b/>
+              </w:rPr>
+              <w:t>Stores</w:t>
+            </w:r>
+          </w:p>
+        </w:tc>
+        <w:tc>
+          <w:tcPr>
+            <w:tcW w:type="dxa" w:w="1512"/>
+          </w:tcPr>
+          <w:p>
+            <w:r/>
+            <w:r>
+              <w:rPr>
+                <w:b/>
+              </w:rPr>
+              <w:t>DP</w:t>
+            </w:r>
+          </w:p>
+        </w:tc>
+        <w:tc>
+          <w:tcPr>
+            <w:tcW w:type="dxa" w:w="1512"/>
+          </w:tcPr>
+          <w:p>
+            <w:r/>
+            <w:r>
+              <w:rPr>
+                <w:b/>
+              </w:rPr>
+              <w:t>ALNS</w:t>
+            </w:r>
+          </w:p>
+        </w:tc>
+        <w:tc>
+          <w:tcPr>
+            <w:tcW w:type="dxa" w:w="1512"/>
+          </w:tcPr>
+          <w:p>
+            <w:r/>
+            <w:r>
+              <w:rPr>
+                <w:b/>
+              </w:rPr>
+              <w:t>SA</w:t>
+            </w:r>
+          </w:p>
+        </w:tc>
+        <w:tc>
+          <w:tcPr>
+            <w:tcW w:type="dxa" w:w="1512"/>
+          </w:tcPr>
+          <w:p>
+            <w:r/>
+            <w:r>
+              <w:rPr>
+                <w:b/>
+              </w:rPr>
+              <w:t>Tabu</w:t>
+            </w:r>
+          </w:p>
+        </w:tc>
+        <w:tc>
+          <w:tcPr>
+            <w:tcW w:type="dxa" w:w="1512"/>
+          </w:tcPr>
+          <w:p>
+            <w:r/>
+            <w:r>
+              <w:rPr>
+                <w:b/>
+              </w:rPr>
+              <w:t>GA</w:t>
+            </w:r>
+          </w:p>
+        </w:tc>
+      </w:tr>
+      <w:tr>
+        <w:tc>
+          <w:tcPr>
+            <w:tcW w:type="dxa" w:w="1512"/>
+          </w:tcPr>
+          <w:p>
+            <w:r/>
+            <w:r>
+              <w:t>8</w:t>
+            </w:r>
+          </w:p>
+        </w:tc>
+        <w:tc>
+          <w:tcPr>
+            <w:tcW w:type="dxa" w:w="1512"/>
+          </w:tcPr>
+          <w:p>
+            <w:r/>
+            <w:r>
+              <w:t>0.06</w:t>
+            </w:r>
+          </w:p>
+        </w:tc>
+        <w:tc>
+          <w:tcPr>
+            <w:tcW w:type="dxa" w:w="1512"/>
+          </w:tcPr>
+          <w:p>
+            <w:r/>
+            <w:r>
+              <w:t>0.08</w:t>
+            </w:r>
+          </w:p>
+        </w:tc>
+        <w:tc>
+          <w:tcPr>
+            <w:tcW w:type="dxa" w:w="1512"/>
+          </w:tcPr>
+          <w:p>
+            <w:r/>
+            <w:r>
+              <w:t>0.04</w:t>
+            </w:r>
+          </w:p>
+        </w:tc>
+        <w:tc>
+          <w:tcPr>
+            <w:tcW w:type="dxa" w:w="1512"/>
+          </w:tcPr>
+          <w:p>
+            <w:r/>
+            <w:r>
+              <w:t>0.03</w:t>
+            </w:r>
+          </w:p>
+        </w:tc>
+        <w:tc>
+          <w:tcPr>
+            <w:tcW w:type="dxa" w:w="1512"/>
+          </w:tcPr>
+          <w:p>
+            <w:r/>
+            <w:r>
+              <w:t>0.16</w:t>
+            </w:r>
+          </w:p>
+        </w:tc>
+      </w:tr>
+      <w:tr>
+        <w:tc>
+          <w:tcPr>
+            <w:tcW w:type="dxa" w:w="1512"/>
+          </w:tcPr>
+          <w:p>
+            <w:r/>
+            <w:r>
+              <w:t>12</w:t>
+            </w:r>
+          </w:p>
+        </w:tc>
+        <w:tc>
+          <w:tcPr>
+            <w:tcW w:type="dxa" w:w="1512"/>
+          </w:tcPr>
+          <w:p>
+            <w:r/>
+            <w:r>
+              <w:t>5.96</w:t>
+            </w:r>
+          </w:p>
+        </w:tc>
+        <w:tc>
+          <w:tcPr>
+            <w:tcW w:type="dxa" w:w="1512"/>
+          </w:tcPr>
+          <w:p>
+            <w:r/>
+            <w:r>
+              <w:t>0.10</w:t>
+            </w:r>
+          </w:p>
+        </w:tc>
+        <w:tc>
+          <w:tcPr>
+            <w:tcW w:type="dxa" w:w="1512"/>
+          </w:tcPr>
+          <w:p>
+            <w:r/>
+            <w:r>
+              <w:t>0.04</w:t>
+            </w:r>
+          </w:p>
+        </w:tc>
+        <w:tc>
+          <w:tcPr>
+            <w:tcW w:type="dxa" w:w="1512"/>
+          </w:tcPr>
+          <w:p>
+            <w:r/>
+            <w:r>
+              <w:t>0.02</w:t>
+            </w:r>
+          </w:p>
+        </w:tc>
+        <w:tc>
+          <w:tcPr>
+            <w:tcW w:type="dxa" w:w="1512"/>
+          </w:tcPr>
+          <w:p>
+            <w:r/>
+            <w:r>
+              <w:t>0.19</w:t>
+            </w:r>
+          </w:p>
+        </w:tc>
+      </w:tr>
+      <w:tr>
+        <w:tc>
+          <w:tcPr>
+            <w:tcW w:type="dxa" w:w="1512"/>
+          </w:tcPr>
+          <w:p>
+            <w:r/>
+            <w:r>
+              <w:t>20</w:t>
+            </w:r>
+          </w:p>
+        </w:tc>
+        <w:tc>
+          <w:tcPr>
+            <w:tcW w:type="dxa" w:w="1512"/>
+          </w:tcPr>
+          <w:p>
+            <w:r/>
+            <w:r>
+              <w:t>—</w:t>
+            </w:r>
+          </w:p>
+        </w:tc>
+        <w:tc>
+          <w:tcPr>
+            <w:tcW w:type="dxa" w:w="1512"/>
+          </w:tcPr>
+          <w:p>
+            <w:r/>
+            <w:r>
+              <w:t>0.18</w:t>
+            </w:r>
+          </w:p>
+        </w:tc>
+        <w:tc>
+          <w:tcPr>
+            <w:tcW w:type="dxa" w:w="1512"/>
+          </w:tcPr>
+          <w:p>
+            <w:r/>
+            <w:r>
+              <w:t>0.06</w:t>
+            </w:r>
+          </w:p>
+        </w:tc>
+        <w:tc>
+          <w:tcPr>
+            <w:tcW w:type="dxa" w:w="1512"/>
+          </w:tcPr>
+          <w:p>
+            <w:r/>
+            <w:r>
+              <w:t>0.01</w:t>
+            </w:r>
+          </w:p>
+        </w:tc>
+        <w:tc>
+          <w:tcPr>
+            <w:tcW w:type="dxa" w:w="1512"/>
+          </w:tcPr>
+          <w:p>
+            <w:r/>
+            <w:r>
+              <w:t>0.26</w:t>
+            </w:r>
+          </w:p>
+        </w:tc>
+      </w:tr>
+    </w:tbl>
+    <w:p/>
+    <w:p>
       <w:pPr>
         <w:pStyle w:val="Heading3"/>
       </w:pPr>

--- a/docs/paper/MLOR_MANUSCRIPT.docx
+++ b/docs/paper/MLOR_MANUSCRIPT.docx
@@ -238,9 +238,9 @@
     <w:p>
       <w:r>
         <w:rPr>
-          <w:i/>
+          <w:b/>
         </w:rPr>
-        <w:t>*Table 1. Notation.*</w:t>
+        <w:t>Table 1. Notation.</w:t>
       </w:r>
     </w:p>
     <w:tbl>
@@ -552,9 +552,9 @@
     <w:p>
       <w:r>
         <w:rPr>
-          <w:i/>
+          <w:b/>
         </w:rPr>
-        <w:t>*Table 2. Modeled and unmodeled dimensions.*</w:t>
+        <w:t>Table 2. Modeled and unmodeled dimensions.</w:t>
       </w:r>
     </w:p>
     <w:tbl>
@@ -1203,9 +1203,9 @@
     <w:p>
       <w:r>
         <w:rPr>
-          <w:i/>
+          <w:b/>
         </w:rPr>
-        <w:t>*Table 3. Experimental settings.*</w:t>
+        <w:t>Table 3. Experimental settings.</w:t>
       </w:r>
     </w:p>
     <w:tbl>
@@ -1491,9 +1491,9 @@
     <w:p>
       <w:r>
         <w:rPr>
-          <w:i/>
+          <w:b/>
         </w:rPr>
-        <w:t>*Table 4. Alternative metaheuristics at the same solution-evaluation budget (12 stores).*</w:t>
+        <w:t>Table 4. Alternative metaheuristics at the same solution-evaluation budget (12 stores).</w:t>
       </w:r>
     </w:p>
     <w:tbl>
@@ -1796,7 +1796,7 @@
         <w:rPr>
           <w:i/>
         </w:rPr>
-        <w:t>Figure 2. ALNS ablation at 12 stores: mean gap to the exact optimum for greedy, no-unserved-retry, and full ALNS.</w:t>
+        <w:t>Figure 1. ALNS ablation at 12 stores: mean gap to the exact optimum for greedy, no-unserved-retry, and full ALNS.</w:t>
       </w:r>
     </w:p>
     <w:p>
@@ -1897,7 +1897,7 @@
         <w:rPr>
           <w:i/>
         </w:rPr>
-        <w:t>Figure 1. Penalty sensitivity: mean gap between the age-blind and age-aware plans as the per-delivery rejection penalty grows; the break-even is about 7.</w:t>
+        <w:t>Figure 2. Penalty sensitivity: mean gap between the age-blind and age-aware plans as the per-delivery rejection penalty grows; the break-even is about 7.</w:t>
       </w:r>
     </w:p>
     <w:p>
@@ -1929,9 +1929,9 @@
     <w:p>
       <w:r>
         <w:rPr>
-          <w:i/>
+          <w:b/>
         </w:rPr>
-        <w:t>*Table 5. Means and 95% confidence intervals for the main comparisons.*</w:t>
+        <w:t>Table 5. Means and 95% confidence intervals for the main comparisons.</w:t>
       </w:r>
     </w:p>
     <w:tbl>
@@ -2244,9 +2244,9 @@
     <w:p>
       <w:r>
         <w:rPr>
-          <w:i/>
+          <w:b/>
         </w:rPr>
-        <w:t>*Table 6. Wall-clock runtime (seconds, mean over three seeds).*</w:t>
+        <w:t>Table 6. Wall-clock runtime (seconds, mean over three seeds).</w:t>
       </w:r>
     </w:p>
     <w:tbl>

--- a/docs/paper/MLOR_MANUSCRIPT.docx
+++ b/docs/paper/MLOR_MANUSCRIPT.docx
@@ -1850,6 +1850,11 @@
     </w:p>
     <w:p>
       <w:r>
+        <w:t>Robustness to age estimation error. The nominal plans are also evaluated when warehouse ages are misestimated. For ten twelve-store instances and 50 scenarios, each warehouse age is shifted independently by a uniform draw on [-0.5, 0.5] days, and the age-aware and age-blind plans are re-evaluated without re-optimization. The age-aware plan has mean cost 805.9 versus 2610.7 for the blind plan and is better in 100% of scenarios; infeasible deliveries average 0.29 versus 7.32 per scenario. The check is one-sided: travel time and demand remain deterministic, so it supports plan robustness to age error, not a stochastic optimization claim.</w:t>
+      </w:r>
+    </w:p>
+    <w:p>
+      <w:r>
         <w:t>At 20 stores, an LP relaxation of the set-partitioning model provides a lower bound. The LP allows fractional routes and fractional opening; the mean relative gap between the ALNS cost and this bound is 9.0%, with a maximum of 14.1%. Because the relaxation is weak, this is a loose upper bound on the true gap, not an optimality proof.</w:t>
       </w:r>
     </w:p>

--- a/docs/paper/MLOR_MANUSCRIPT.docx
+++ b/docs/paper/MLOR_MANUSCRIPT.docx
@@ -1850,7 +1850,7 @@
     </w:p>
     <w:p>
       <w:r>
-        <w:t>Robustness to age estimation error. The nominal plans are also evaluated when warehouse ages are misestimated. For ten twelve-store instances and 50 scenarios, each warehouse age is shifted independently by a uniform draw on [-0.5, 0.5] days, and the age-aware and age-blind plans are re-evaluated without re-optimization. The age-aware plan has mean cost 805.9 versus 2610.7 for the blind plan and is better in 100% of scenarios; infeasible deliveries average 0.29 versus 7.32 per scenario. The check is one-sided: travel time and demand remain deterministic, so it supports plan robustness to age error, not a stochastic optimization claim.</w:t>
+        <w:t>Robustness to age estimation error and travel-speed shocks. The nominal plans are evaluated when warehouse ages are misestimated and when travel speed changes. For ten twelve-store instances and 50 scenarios, each warehouse age is shifted independently by a uniform draw on [-0.5, 0.5] days: the age-aware plan has mean cost 805.9 versus 2610.7 for the blind plan and is better in 100% of scenarios, with 0.29 versus 7.32 infeasible deliveries per scenario. A second set of 50 scenarios scales travel speed by an independent uniform draw on [0.9, 1.1]: the age-aware plan has mean cost 787.1 versus 2641.1 and is better in 100% of scenarios, with 0.19 versus 7.47 infeasible deliveries. Both shocks are one-dimensional and the plans are not re-optimized, so the check supports plan robustness, not a stochastic optimization claim; demand remains deterministic.</w:t>
       </w:r>
     </w:p>
     <w:p>

--- a/docs/paper/MLOR_MANUSCRIPT.docx
+++ b/docs/paper/MLOR_MANUSCRIPT.docx
@@ -79,7 +79,7 @@
     </w:p>
     <w:p>
       <w:r>
-        <w:t>Retail cold-chain warehouses hold batches of different ages, and stores often reject deliveries whose remaining shelf life is below a store-specific minimum (MLOR). Because travel time consumes shelf life, the age of the inventory at a warehouse determines which stores that warehouse can serve. We study a single-period, deterministic, single-echelon, unit-demand location-routing problem in which opening warehouses, assigning stores, routing vehicles, and selecting the inventory age are decided together. The problem is formulated as a mixed-integer program; the shelf-life condition reduces to an arrival deadline that depends on the serving warehouse's age and the store's threshold. We solve small and medium instances exactly by subset dynamic programming and develop an age-feasible adaptive large neighbourhood search (ALNS) for larger instances. On 8- and 12-store synthetic instances, an age-aware plan is never worse than an age-blind plan and is better in 9/10 and 7/10 cases. With a destroy size selected on a development set, the ALNS reaches the exact optimum in 9/10 held-out twelve-store instances (mean gap 1.78); the default setting reaches 8/10 (mean gap 13.43). At 20 stores it improves a greedy plan by 1301.1 on average. Three practical policies are worse on average than the exact and ALNS solutions, and a 2×2 check shows that the age–distance–threshold interaction, rather than the cold-chain label, drives the difference. All parameters are synthetic; the results are conditional and do not constitute field estimates.</w:t>
+        <w:t>Retail cold-chain warehouses hold batches of different ages, and stores often reject deliveries whose remaining shelf life is below a store-specific minimum (MLOR). Because travel time consumes shelf life, the age of the inventory at a warehouse determines which stores that warehouse can serve. We study a single-period, deterministic, single-echelon, unit-demand location-routing problem in which opening warehouses, assigning stores, routing vehicles, and selecting the inventory age are decided together. It is formulated as a mixed-integer program; the shelf-life condition reduces to an arrival deadline that depends on the serving warehouse's age and the store's threshold. We solve small and medium instances exactly by subset dynamic programming and develop an age-feasible adaptive large neighbourhood search (ALNS) for larger instances. On 8- and 12-store synthetic instances, an age-aware plan is never worse than an age-blind plan and is better in 9/10 and 7/10 cases. With a destroy size selected on a development set, the ALNS reaches the exact optimum in 9/10 held-out twelve-store instances (mean gap 1.78); the default setting reaches 8/10 (mean gap 13.43). At 20 stores it improves a greedy plan by 1301.1 on average. Three practical policies are worse on average, and a 2×2 check shows that the age–distance–threshold interaction, not the cold-chain label, drives the difference. Under the same budget, simulated annealing, tabu search and a genetic algorithm return worse plans than the ALNS, and the age-aware plan stays cheaper under ±0.5-day age errors and ±10% speed shocks. All parameters are synthetic; results are conditional, not field estimates.</w:t>
       </w:r>
     </w:p>
     <w:p>
